--- a/Ягупов_АО_отчет_ЛР2.1.docx
+++ b/Ягупов_АО_отчет_ЛР2.1.docx
@@ -1,6 +1,6 @@
 
 <file path=word/document.xml><?xml version="1.0" encoding="utf-8"?>
-<w:document xmlns:wpc="http://schemas.microsoft.com/office/word/2010/wordprocessingCanvas" xmlns:mc="http://schemas.openxmlformats.org/markup-compatibility/2006" xmlns:o="urn:schemas-microsoft-com:office:office" xmlns:r="http://schemas.openxmlformats.org/officeDocument/2006/relationships" xmlns:m="http://schemas.openxmlformats.org/officeDocument/2006/math" xmlns:v="urn:schemas-microsoft-com:vml" xmlns:wp14="http://schemas.microsoft.com/office/word/2010/wordprocessingDrawing" xmlns:wp="http://schemas.openxmlformats.org/drawingml/2006/wordprocessingDrawing" xmlns:w10="urn:schemas-microsoft-com:office:word" xmlns:w="http://schemas.openxmlformats.org/wordprocessingml/2006/main" xmlns:w14="http://schemas.microsoft.com/office/word/2010/wordml" xmlns:w15="http://schemas.microsoft.com/office/word/2012/wordml" xmlns:wpg="http://schemas.microsoft.com/office/word/2010/wordprocessingGroup" xmlns:wpi="http://schemas.microsoft.com/office/word/2010/wordprocessingInk" xmlns:wne="http://schemas.microsoft.com/office/word/2006/wordml" xmlns:wps="http://schemas.microsoft.com/office/word/2010/wordprocessingShape" mc:Ignorable="w14 w15 wp14">
+<w:document xmlns:wpc="http://schemas.microsoft.com/office/word/2010/wordprocessingCanvas" xmlns:cx="http://schemas.microsoft.com/office/drawing/2014/chartex" xmlns:mc="http://schemas.openxmlformats.org/markup-compatibility/2006" xmlns:o="urn:schemas-microsoft-com:office:office" xmlns:r="http://schemas.openxmlformats.org/officeDocument/2006/relationships" xmlns:m="http://schemas.openxmlformats.org/officeDocument/2006/math" xmlns:v="urn:schemas-microsoft-com:vml" xmlns:wp14="http://schemas.microsoft.com/office/word/2010/wordprocessingDrawing" xmlns:wp="http://schemas.openxmlformats.org/drawingml/2006/wordprocessingDrawing" xmlns:w10="urn:schemas-microsoft-com:office:word" xmlns:w="http://schemas.openxmlformats.org/wordprocessingml/2006/main" xmlns:w14="http://schemas.microsoft.com/office/word/2010/wordml" xmlns:w15="http://schemas.microsoft.com/office/word/2012/wordml" xmlns:w16se="http://schemas.microsoft.com/office/word/2015/wordml/symex" xmlns:wpg="http://schemas.microsoft.com/office/word/2010/wordprocessingGroup" xmlns:wpi="http://schemas.microsoft.com/office/word/2010/wordprocessingInk" xmlns:wne="http://schemas.microsoft.com/office/word/2006/wordml" xmlns:wps="http://schemas.microsoft.com/office/word/2010/wordprocessingShape" mc:Ignorable="w14 w15 w16se wp14">
   <w:body>
     <w:p>
       <w:pPr>
@@ -1067,6 +1067,7 @@
           <w:color w:val="000000"/>
           <w:sz w:val="28"/>
           <w:szCs w:val="28"/>
+          <w:lang w:val="ru-RU"/>
         </w:rPr>
       </w:pPr>
       <w:bookmarkStart w:id="0" w:name="_gjdgxs" w:colFirst="0" w:colLast="0"/>
@@ -1083,6 +1084,7 @@
           <w:color w:val="000000"/>
           <w:sz w:val="28"/>
           <w:szCs w:val="28"/>
+          <w:lang w:val="ru-RU"/>
         </w:rPr>
       </w:pPr>
     </w:p>
@@ -1097,6 +1099,7 @@
           <w:color w:val="000000"/>
           <w:sz w:val="28"/>
           <w:szCs w:val="28"/>
+          <w:lang w:val="ru-RU"/>
         </w:rPr>
       </w:pPr>
     </w:p>
@@ -1111,6 +1114,7 @@
           <w:color w:val="000000"/>
           <w:sz w:val="28"/>
           <w:szCs w:val="28"/>
+          <w:lang w:val="ru-RU"/>
         </w:rPr>
       </w:pPr>
     </w:p>
@@ -1125,6 +1129,7 @@
           <w:color w:val="000000"/>
           <w:sz w:val="28"/>
           <w:szCs w:val="28"/>
+          <w:lang w:val="ru-RU"/>
         </w:rPr>
       </w:pPr>
     </w:p>
@@ -1139,6 +1144,7 @@
           <w:color w:val="000000"/>
           <w:sz w:val="28"/>
           <w:szCs w:val="28"/>
+          <w:lang w:val="ru-RU"/>
         </w:rPr>
       </w:pPr>
     </w:p>
@@ -1200,7 +1206,7 @@
           <w:p>
             <w:pPr>
               <w:spacing w:after="0" w:line="240" w:lineRule="auto"/>
-              <w:ind w:firstLineChars="100" w:firstLine="281"/>
+              <w:ind w:firstLineChars="100" w:firstLine="280"/>
               <w:rPr>
                 <w:rFonts w:ascii="Arial" w:eastAsia="Times New Roman" w:hAnsi="Arial" w:cs="Arial"/>
                 <w:b/>
@@ -1239,7 +1245,7 @@
           <w:p>
             <w:pPr>
               <w:spacing w:after="0" w:line="240" w:lineRule="auto"/>
-              <w:ind w:firstLineChars="100" w:firstLine="281"/>
+              <w:ind w:firstLineChars="100" w:firstLine="280"/>
               <w:rPr>
                 <w:rFonts w:ascii="Arial" w:eastAsia="Times New Roman" w:hAnsi="Arial" w:cs="Arial"/>
                 <w:b/>
@@ -1278,7 +1284,7 @@
           <w:p>
             <w:pPr>
               <w:spacing w:after="0" w:line="240" w:lineRule="auto"/>
-              <w:ind w:firstLineChars="100" w:firstLine="281"/>
+              <w:ind w:firstLineChars="100" w:firstLine="280"/>
               <w:rPr>
                 <w:rFonts w:ascii="Arial" w:eastAsia="Times New Roman" w:hAnsi="Arial" w:cs="Arial"/>
                 <w:b/>
@@ -3764,115 +3770,191 @@
         <w:rPr>
           <w:lang w:val="ru-RU"/>
         </w:rPr>
-        <w:t xml:space="preserve">функция генерации случайного числа: </w:t>
-      </w:r>
-    </w:p>
-    <w:p>
-      <w:pPr>
-        <w:spacing w:line="240" w:lineRule="auto"/>
-        <w:rPr>
-          <w:lang w:val="ru-RU"/>
-        </w:rPr>
-      </w:pPr>
-      <w:r>
-        <w:rPr>
-          <w:lang w:val="ru-RU"/>
-        </w:rPr>
-        <w:t xml:space="preserve">  возвращает случайное число в заданном диапазоне</w:t>
-      </w:r>
-    </w:p>
-    <w:p>
-      <w:pPr>
-        <w:spacing w:line="240" w:lineRule="auto"/>
-        <w:rPr>
-          <w:lang w:val="ru-RU"/>
-        </w:rPr>
-      </w:pPr>
-    </w:p>
-    <w:p>
-      <w:pPr>
-        <w:spacing w:line="240" w:lineRule="auto"/>
-        <w:rPr>
-          <w:lang w:val="ru-RU"/>
-        </w:rPr>
-      </w:pPr>
-      <w:r>
-        <w:rPr>
-          <w:lang w:val="ru-RU"/>
-        </w:rPr>
-        <w:t xml:space="preserve">функция создания списка случайных элементов: </w:t>
-      </w:r>
-    </w:p>
-    <w:p>
-      <w:pPr>
-        <w:spacing w:line="240" w:lineRule="auto"/>
-        <w:rPr>
-          <w:lang w:val="ru-RU"/>
-        </w:rPr>
-      </w:pPr>
-      <w:r>
-        <w:rPr>
-          <w:lang w:val="ru-RU"/>
-        </w:rPr>
-        <w:t xml:space="preserve">  возвращает список заданной длинны из случайных элементов (обращение к функции генерации случайного числа)</w:t>
-      </w:r>
-    </w:p>
-    <w:p>
-      <w:pPr>
-        <w:spacing w:line="240" w:lineRule="auto"/>
-        <w:rPr>
-          <w:lang w:val="ru-RU"/>
-        </w:rPr>
-      </w:pPr>
-    </w:p>
-    <w:p>
-      <w:pPr>
-        <w:spacing w:line="240" w:lineRule="auto"/>
-        <w:rPr>
-          <w:lang w:val="ru-RU"/>
-        </w:rPr>
-      </w:pPr>
-    </w:p>
-    <w:p>
-      <w:pPr>
-        <w:spacing w:line="240" w:lineRule="auto"/>
-        <w:rPr>
-          <w:lang w:val="ru-RU"/>
-        </w:rPr>
-      </w:pPr>
-      <w:r>
-        <w:rPr>
-          <w:lang w:val="ru-RU"/>
-        </w:rPr>
-        <w:t>функция выборочной сортировки:</w:t>
-      </w:r>
-    </w:p>
-    <w:p>
-      <w:pPr>
-        <w:spacing w:line="240" w:lineRule="auto"/>
-        <w:rPr>
-          <w:lang w:val="ru-RU"/>
-        </w:rPr>
-      </w:pPr>
-      <w:r>
-        <w:rPr>
-          <w:lang w:val="ru-RU"/>
-        </w:rPr>
-        <w:t xml:space="preserve">  для каждого элемента ищет минимальный в оставшейся части</w:t>
-      </w:r>
-    </w:p>
-    <w:p>
-      <w:pPr>
-        <w:spacing w:line="240" w:lineRule="auto"/>
-        <w:rPr>
-          <w:lang w:val="ru-RU"/>
-        </w:rPr>
-      </w:pPr>
-      <w:r>
-        <w:rPr>
-          <w:lang w:val="ru-RU"/>
-        </w:rPr>
-        <w:t xml:space="preserve">  если нашел минимальный не на текущей позиции - меняет местами</w:t>
+        <w:t>спрашиваем пользователя: запустить демонстрационный режим, интерактивный режим или выйти</w:t>
+      </w:r>
+    </w:p>
+    <w:p>
+      <w:pPr>
+        <w:spacing w:line="240" w:lineRule="auto"/>
+        <w:rPr>
+          <w:lang w:val="ru-RU"/>
+        </w:rPr>
+      </w:pPr>
+      <w:r>
+        <w:rPr>
+          <w:lang w:val="ru-RU"/>
+        </w:rPr>
+        <w:t>выходим или запускаем выбранный режим</w:t>
+      </w:r>
+    </w:p>
+    <w:p>
+      <w:pPr>
+        <w:spacing w:line="240" w:lineRule="auto"/>
+        <w:rPr>
+          <w:lang w:val="ru-RU"/>
+        </w:rPr>
+      </w:pPr>
+    </w:p>
+    <w:p>
+      <w:pPr>
+        <w:spacing w:line="240" w:lineRule="auto"/>
+        <w:rPr>
+          <w:lang w:val="ru-RU"/>
+        </w:rPr>
+      </w:pPr>
+      <w:r>
+        <w:rPr>
+          <w:lang w:val="ru-RU"/>
+        </w:rPr>
+        <w:t xml:space="preserve">если выбрали демонстрационный, </w:t>
+      </w:r>
+    </w:p>
+    <w:p>
+      <w:pPr>
+        <w:spacing w:line="240" w:lineRule="auto"/>
+        <w:rPr>
+          <w:lang w:val="ru-RU"/>
+        </w:rPr>
+      </w:pPr>
+      <w:r>
+        <w:rPr>
+          <w:lang w:val="ru-RU"/>
+        </w:rPr>
+        <w:t>то просим ввести длину массива</w:t>
+      </w:r>
+    </w:p>
+    <w:p>
+      <w:pPr>
+        <w:spacing w:line="240" w:lineRule="auto"/>
+        <w:rPr>
+          <w:lang w:val="ru-RU"/>
+        </w:rPr>
+      </w:pPr>
+      <w:r>
+        <w:rPr>
+          <w:lang w:val="ru-RU"/>
+        </w:rPr>
+        <w:t>если длинна корректна (положительна и является целым числом), продолжаем</w:t>
+      </w:r>
+    </w:p>
+    <w:p>
+      <w:pPr>
+        <w:spacing w:line="240" w:lineRule="auto"/>
+        <w:rPr>
+          <w:lang w:val="ru-RU"/>
+        </w:rPr>
+      </w:pPr>
+      <w:r>
+        <w:rPr>
+          <w:lang w:val="ru-RU"/>
+        </w:rPr>
+        <w:t>далее генерируем массив заданной длинны из случайных элементов (в диапазоне от 0 до 100)</w:t>
+      </w:r>
+    </w:p>
+    <w:p>
+      <w:pPr>
+        <w:spacing w:line="240" w:lineRule="auto"/>
+        <w:rPr>
+          <w:lang w:val="ru-RU"/>
+        </w:rPr>
+      </w:pPr>
+      <w:r>
+        <w:rPr>
+          <w:lang w:val="ru-RU"/>
+        </w:rPr>
+        <w:t>выводим результат сгенерированного массива</w:t>
+      </w:r>
+    </w:p>
+    <w:p>
+      <w:pPr>
+        <w:spacing w:line="240" w:lineRule="auto"/>
+        <w:rPr>
+          <w:lang w:val="ru-RU"/>
+        </w:rPr>
+      </w:pPr>
+    </w:p>
+    <w:p>
+      <w:pPr>
+        <w:spacing w:line="240" w:lineRule="auto"/>
+        <w:rPr>
+          <w:lang w:val="ru-RU"/>
+        </w:rPr>
+      </w:pPr>
+      <w:r>
+        <w:rPr>
+          <w:lang w:val="ru-RU"/>
+        </w:rPr>
+        <w:t>сортируем выбором</w:t>
+      </w:r>
+    </w:p>
+    <w:p>
+      <w:pPr>
+        <w:spacing w:line="240" w:lineRule="auto"/>
+        <w:rPr>
+          <w:lang w:val="ru-RU"/>
+        </w:rPr>
+      </w:pPr>
+      <w:r>
+        <w:rPr>
+          <w:lang w:val="ru-RU"/>
+        </w:rPr>
+        <w:t>создает копию массива</w:t>
+      </w:r>
+    </w:p>
+    <w:p>
+      <w:pPr>
+        <w:spacing w:line="240" w:lineRule="auto"/>
+        <w:rPr>
+          <w:lang w:val="ru-RU"/>
+        </w:rPr>
+      </w:pPr>
+      <w:r>
+        <w:rPr>
+          <w:lang w:val="ru-RU"/>
+        </w:rPr>
+        <w:t xml:space="preserve">  находим наименьший элемент в неотсортированной части массива, сравнивая попарно элементы (увеличиваем счетчик числа сравнений)</w:t>
+      </w:r>
+    </w:p>
+    <w:p>
+      <w:pPr>
+        <w:spacing w:line="240" w:lineRule="auto"/>
+        <w:rPr>
+          <w:lang w:val="ru-RU"/>
+        </w:rPr>
+      </w:pPr>
+      <w:r>
+        <w:rPr>
+          <w:lang w:val="ru-RU"/>
+        </w:rPr>
+        <w:t xml:space="preserve">  меняет его на элемент из отсортированной части (не меняем если минимальный элемент уже на этой позиции)</w:t>
+      </w:r>
+    </w:p>
+    <w:p>
+      <w:pPr>
+        <w:spacing w:line="240" w:lineRule="auto"/>
+        <w:rPr>
+          <w:lang w:val="ru-RU"/>
+        </w:rPr>
+      </w:pPr>
+      <w:r>
+        <w:rPr>
+          <w:lang w:val="ru-RU"/>
+        </w:rPr>
+        <w:t xml:space="preserve">  увеличиваем счетчик числа перестановок</w:t>
+      </w:r>
+    </w:p>
+    <w:p>
+      <w:pPr>
+        <w:spacing w:line="240" w:lineRule="auto"/>
+        <w:rPr>
+          <w:lang w:val="ru-RU"/>
+        </w:rPr>
+      </w:pPr>
+      <w:r>
+        <w:rPr>
+          <w:lang w:val="ru-RU"/>
+        </w:rPr>
+        <w:t xml:space="preserve">  сортируется оставшаяся часть массива</w:t>
       </w:r>
     </w:p>
     <w:p>
@@ -3908,62 +3990,77 @@
         <w:rPr>
           <w:lang w:val="ru-RU"/>
         </w:rPr>
-        <w:t>функция пузырьковой сортировки:</w:t>
-      </w:r>
-    </w:p>
-    <w:p>
-      <w:pPr>
-        <w:spacing w:line="240" w:lineRule="auto"/>
-        <w:rPr>
-          <w:lang w:val="ru-RU"/>
-        </w:rPr>
-      </w:pPr>
-      <w:r>
-        <w:rPr>
-          <w:lang w:val="ru-RU"/>
-        </w:rPr>
-        <w:t xml:space="preserve">  проходит по массиву, сравнивая соседние элементы</w:t>
-      </w:r>
-    </w:p>
-    <w:p>
-      <w:pPr>
-        <w:spacing w:line="240" w:lineRule="auto"/>
-        <w:rPr>
-          <w:lang w:val="ru-RU"/>
-        </w:rPr>
-      </w:pPr>
-      <w:r>
-        <w:rPr>
-          <w:lang w:val="ru-RU"/>
-        </w:rPr>
-        <w:t xml:space="preserve">  если элементы в неправильном порядке - меняет их местами</w:t>
-      </w:r>
-    </w:p>
-    <w:p>
-      <w:pPr>
-        <w:spacing w:line="240" w:lineRule="auto"/>
-        <w:rPr>
-          <w:lang w:val="ru-RU"/>
-        </w:rPr>
-      </w:pPr>
-      <w:r>
-        <w:rPr>
-          <w:lang w:val="ru-RU"/>
-        </w:rPr>
-        <w:t xml:space="preserve">  оптимизация: прекращает если за проход не было перестановок</w:t>
-      </w:r>
-    </w:p>
-    <w:p>
-      <w:pPr>
-        <w:spacing w:line="240" w:lineRule="auto"/>
-        <w:rPr>
-          <w:lang w:val="ru-RU"/>
-        </w:rPr>
-      </w:pPr>
-      <w:r>
-        <w:rPr>
-          <w:lang w:val="ru-RU"/>
-        </w:rPr>
+        <w:t>сортируем пузырьком</w:t>
+      </w:r>
+    </w:p>
+    <w:p>
+      <w:pPr>
+        <w:spacing w:line="240" w:lineRule="auto"/>
+        <w:rPr>
+          <w:lang w:val="ru-RU"/>
+        </w:rPr>
+      </w:pPr>
+      <w:r>
+        <w:rPr>
+          <w:lang w:val="ru-RU"/>
+        </w:rPr>
+        <w:t>создает копию массива</w:t>
+      </w:r>
+    </w:p>
+    <w:p>
+      <w:pPr>
+        <w:spacing w:line="240" w:lineRule="auto"/>
+        <w:rPr>
+          <w:lang w:val="ru-RU"/>
+        </w:rPr>
+      </w:pPr>
+      <w:r>
+        <w:rPr>
+          <w:lang w:val="ru-RU"/>
+        </w:rPr>
+        <w:t xml:space="preserve">  проходим по всем элементам массива, сравнивая соседние элементы (увеличиваем счетчик числа сравнений)</w:t>
+      </w:r>
+    </w:p>
+    <w:p>
+      <w:pPr>
+        <w:spacing w:line="240" w:lineRule="auto"/>
+        <w:rPr>
+          <w:lang w:val="ru-RU"/>
+        </w:rPr>
+      </w:pPr>
+      <w:r>
+        <w:rPr>
+          <w:lang w:val="ru-RU"/>
+        </w:rPr>
+        <w:t xml:space="preserve">  если первый элемент в паре больше второго, меняем их местами (увеличиваем счетчик числа перестановок)</w:t>
+      </w:r>
+    </w:p>
+    <w:p>
+      <w:pPr>
+        <w:spacing w:line="240" w:lineRule="auto"/>
+        <w:rPr>
+          <w:lang w:val="ru-RU"/>
+        </w:rPr>
+      </w:pPr>
+      <w:r>
+        <w:rPr>
+          <w:lang w:val="ru-RU"/>
+        </w:rPr>
+        <w:t xml:space="preserve">  сортируется оставшаяся часть массива</w:t>
+      </w:r>
+    </w:p>
+    <w:p>
+      <w:pPr>
+        <w:spacing w:line="240" w:lineRule="auto"/>
+        <w:rPr>
+          <w:lang w:val="ru-RU"/>
+        </w:rPr>
+      </w:pPr>
+      <w:r>
+        <w:rPr>
+          <w:lang w:val="ru-RU"/>
+        </w:rPr>
+        <w:lastRenderedPageBreak/>
         <w:t xml:space="preserve">  возвращает отсортированный массив, количество сравнений и перестановок</w:t>
       </w:r>
     </w:p>
@@ -3986,711 +4083,227 @@
         <w:rPr>
           <w:lang w:val="ru-RU"/>
         </w:rPr>
-        <w:t>функция вставочной сортировки:</w:t>
-      </w:r>
-    </w:p>
-    <w:p>
-      <w:pPr>
-        <w:spacing w:line="240" w:lineRule="auto"/>
-        <w:rPr>
-          <w:lang w:val="ru-RU"/>
-        </w:rPr>
-      </w:pPr>
-      <w:r>
-        <w:rPr>
-          <w:lang w:val="ru-RU"/>
-        </w:rPr>
-        <w:t xml:space="preserve">  для каждого элемента находит правильную позицию в отсортированной части</w:t>
-      </w:r>
-    </w:p>
-    <w:p>
-      <w:pPr>
-        <w:spacing w:line="240" w:lineRule="auto"/>
-        <w:rPr>
-          <w:lang w:val="ru-RU"/>
-        </w:rPr>
-      </w:pPr>
-      <w:r>
-        <w:rPr>
-          <w:lang w:val="ru-RU"/>
-        </w:rPr>
-        <w:t xml:space="preserve">  сдвигает элементы чтобы освободить место для вставки</w:t>
-      </w:r>
-    </w:p>
-    <w:p>
-      <w:pPr>
-        <w:spacing w:line="240" w:lineRule="auto"/>
-        <w:rPr>
-          <w:lang w:val="ru-RU"/>
-        </w:rPr>
-      </w:pPr>
-      <w:r>
-        <w:rPr>
-          <w:lang w:val="ru-RU"/>
-        </w:rPr>
-        <w:t xml:space="preserve">  возвращает отсортированный массив, количество сравнений и перестановок </w:t>
-      </w:r>
-    </w:p>
-    <w:p>
-      <w:pPr>
-        <w:spacing w:line="240" w:lineRule="auto"/>
-        <w:rPr>
-          <w:lang w:val="ru-RU"/>
-        </w:rPr>
-      </w:pPr>
-    </w:p>
-    <w:p>
-      <w:pPr>
-        <w:spacing w:line="240" w:lineRule="auto"/>
-        <w:rPr>
-          <w:lang w:val="ru-RU"/>
-        </w:rPr>
-      </w:pPr>
-    </w:p>
-    <w:p>
-      <w:pPr>
-        <w:spacing w:line="240" w:lineRule="auto"/>
-        <w:rPr>
-          <w:lang w:val="ru-RU"/>
-        </w:rPr>
-      </w:pPr>
-      <w:r>
-        <w:rPr>
-          <w:lang w:val="ru-RU"/>
-        </w:rPr>
-        <w:t>функция обрисовка таблицы сравнения:</w:t>
-      </w:r>
-    </w:p>
-    <w:p>
-      <w:pPr>
-        <w:spacing w:line="240" w:lineRule="auto"/>
-        <w:rPr>
-          <w:lang w:val="ru-RU"/>
-        </w:rPr>
-      </w:pPr>
-      <w:r>
-        <w:rPr>
-          <w:lang w:val="ru-RU"/>
-        </w:rPr>
-        <w:lastRenderedPageBreak/>
-        <w:t xml:space="preserve">  выводим заголовок и переданные параметры количества перестановок и сравнений в формате таблицы</w:t>
-      </w:r>
-    </w:p>
-    <w:p>
-      <w:pPr>
-        <w:spacing w:line="240" w:lineRule="auto"/>
-        <w:rPr>
-          <w:lang w:val="ru-RU"/>
-        </w:rPr>
-      </w:pPr>
-    </w:p>
-    <w:p>
-      <w:pPr>
-        <w:spacing w:line="240" w:lineRule="auto"/>
-        <w:rPr>
-          <w:lang w:val="ru-RU"/>
-        </w:rPr>
-      </w:pPr>
-      <w:r>
-        <w:rPr>
-          <w:lang w:val="ru-RU"/>
-        </w:rPr>
-        <w:t>функция демонстрационного режима (и сравнение сортировок):</w:t>
-      </w:r>
-    </w:p>
-    <w:p>
-      <w:pPr>
-        <w:spacing w:line="240" w:lineRule="auto"/>
-        <w:rPr>
-          <w:lang w:val="ru-RU"/>
-        </w:rPr>
-      </w:pPr>
-      <w:r>
-        <w:rPr>
-          <w:lang w:val="ru-RU"/>
-        </w:rPr>
-        <w:t xml:space="preserve">  просим ввести длину</w:t>
-      </w:r>
-    </w:p>
-    <w:p>
-      <w:pPr>
-        <w:spacing w:line="240" w:lineRule="auto"/>
-        <w:rPr>
-          <w:lang w:val="ru-RU"/>
-        </w:rPr>
-      </w:pPr>
-      <w:r>
-        <w:rPr>
-          <w:lang w:val="ru-RU"/>
-        </w:rPr>
-        <w:t xml:space="preserve">  получаем строку от пользователя    </w:t>
-      </w:r>
-    </w:p>
-    <w:p>
-      <w:pPr>
-        <w:spacing w:line="240" w:lineRule="auto"/>
-        <w:rPr>
-          <w:lang w:val="ru-RU"/>
-        </w:rPr>
-      </w:pPr>
-      <w:r>
-        <w:rPr>
-          <w:lang w:val="ru-RU"/>
-        </w:rPr>
-        <w:t xml:space="preserve">  проверяем число ли ввели</w:t>
-      </w:r>
-    </w:p>
-    <w:p>
-      <w:pPr>
-        <w:spacing w:line="240" w:lineRule="auto"/>
-        <w:rPr>
-          <w:lang w:val="ru-RU"/>
-        </w:rPr>
-      </w:pPr>
-      <w:r>
-        <w:rPr>
-          <w:lang w:val="ru-RU"/>
-        </w:rPr>
-        <w:t xml:space="preserve">  создаем массив данной длинной минимальное значение числа 0 максимальное 99(по </w:t>
-      </w:r>
-      <w:proofErr w:type="spellStart"/>
-      <w:r>
-        <w:rPr>
-          <w:lang w:val="ru-RU"/>
-        </w:rPr>
-        <w:t>усл</w:t>
-      </w:r>
-      <w:proofErr w:type="spellEnd"/>
-      <w:r>
-        <w:rPr>
-          <w:lang w:val="ru-RU"/>
-        </w:rPr>
-        <w:t>), обращаемся к функции создания списка случайных элементов</w:t>
-      </w:r>
-    </w:p>
-    <w:p>
-      <w:pPr>
-        <w:spacing w:line="240" w:lineRule="auto"/>
-        <w:rPr>
-          <w:lang w:val="ru-RU"/>
-        </w:rPr>
-      </w:pPr>
-      <w:r>
-        <w:rPr>
-          <w:lang w:val="ru-RU"/>
-        </w:rPr>
-        <w:t xml:space="preserve">  выводим получившийся список</w:t>
-      </w:r>
-    </w:p>
-    <w:p>
-      <w:pPr>
-        <w:spacing w:line="240" w:lineRule="auto"/>
-        <w:rPr>
-          <w:lang w:val="ru-RU"/>
-        </w:rPr>
-      </w:pPr>
-      <w:r>
-        <w:rPr>
-          <w:lang w:val="ru-RU"/>
-        </w:rPr>
-        <w:t xml:space="preserve">  сортируем всеми способами</w:t>
-      </w:r>
-    </w:p>
-    <w:p>
-      <w:pPr>
-        <w:spacing w:line="240" w:lineRule="auto"/>
-        <w:rPr>
-          <w:lang w:val="ru-RU"/>
-        </w:rPr>
-      </w:pPr>
-      <w:r>
-        <w:rPr>
-          <w:lang w:val="ru-RU"/>
-        </w:rPr>
-        <w:t xml:space="preserve">  выводим таблицу сравнения</w:t>
-      </w:r>
-    </w:p>
-    <w:p>
-      <w:pPr>
-        <w:spacing w:line="240" w:lineRule="auto"/>
-        <w:rPr>
-          <w:lang w:val="ru-RU"/>
-        </w:rPr>
-      </w:pPr>
-      <w:r>
-        <w:rPr>
-          <w:lang w:val="ru-RU"/>
-        </w:rPr>
-        <w:t xml:space="preserve">        </w:t>
-      </w:r>
-    </w:p>
-    <w:p>
-      <w:pPr>
-        <w:spacing w:line="240" w:lineRule="auto"/>
-        <w:rPr>
-          <w:lang w:val="ru-RU"/>
-        </w:rPr>
-      </w:pPr>
-    </w:p>
-    <w:p>
-      <w:pPr>
-        <w:spacing w:line="240" w:lineRule="auto"/>
-        <w:rPr>
-          <w:lang w:val="ru-RU"/>
-        </w:rPr>
-      </w:pPr>
-      <w:r>
-        <w:rPr>
-          <w:lang w:val="ru-RU"/>
-        </w:rPr>
-        <w:t>функция ввода массива пользователем:</w:t>
-      </w:r>
-    </w:p>
-    <w:p>
-      <w:pPr>
-        <w:spacing w:line="240" w:lineRule="auto"/>
-        <w:rPr>
-          <w:lang w:val="ru-RU"/>
-        </w:rPr>
-      </w:pPr>
-      <w:r>
-        <w:rPr>
-          <w:lang w:val="ru-RU"/>
-        </w:rPr>
-        <w:t xml:space="preserve">    просим ввести массив в заданном формате</w:t>
-      </w:r>
-    </w:p>
-    <w:p>
-      <w:pPr>
-        <w:spacing w:line="240" w:lineRule="auto"/>
-        <w:rPr>
-          <w:lang w:val="ru-RU"/>
-        </w:rPr>
-      </w:pPr>
-      <w:r>
-        <w:rPr>
-          <w:lang w:val="ru-RU"/>
-        </w:rPr>
-        <w:t xml:space="preserve">    проверяем на корректность ввода</w:t>
-      </w:r>
-    </w:p>
-    <w:p>
-      <w:pPr>
-        <w:spacing w:line="240" w:lineRule="auto"/>
-        <w:rPr>
-          <w:lang w:val="ru-RU"/>
-        </w:rPr>
-      </w:pPr>
-      <w:r>
-        <w:rPr>
-          <w:lang w:val="ru-RU"/>
-        </w:rPr>
-        <w:t xml:space="preserve">    все хорошо - возвращаем результат</w:t>
-      </w:r>
-    </w:p>
-    <w:p>
-      <w:pPr>
-        <w:spacing w:line="240" w:lineRule="auto"/>
-        <w:rPr>
-          <w:lang w:val="ru-RU"/>
-        </w:rPr>
-      </w:pPr>
-    </w:p>
-    <w:p>
-      <w:pPr>
-        <w:spacing w:line="240" w:lineRule="auto"/>
-        <w:rPr>
-          <w:lang w:val="ru-RU"/>
-        </w:rPr>
-      </w:pPr>
-      <w:r>
-        <w:rPr>
-          <w:lang w:val="ru-RU"/>
-        </w:rPr>
-        <w:t>функция изменения массива:</w:t>
-      </w:r>
-    </w:p>
-    <w:p>
-      <w:pPr>
-        <w:spacing w:line="240" w:lineRule="auto"/>
-        <w:rPr>
-          <w:lang w:val="ru-RU"/>
-        </w:rPr>
-      </w:pPr>
-      <w:r>
-        <w:rPr>
-          <w:lang w:val="ru-RU"/>
-        </w:rPr>
-        <w:t xml:space="preserve">  выводим исходный массив</w:t>
-      </w:r>
-    </w:p>
-    <w:p>
-      <w:pPr>
-        <w:spacing w:line="240" w:lineRule="auto"/>
-        <w:rPr>
-          <w:lang w:val="ru-RU"/>
-        </w:rPr>
-      </w:pPr>
-      <w:r>
-        <w:rPr>
-          <w:lang w:val="ru-RU"/>
-        </w:rPr>
-        <w:t xml:space="preserve">  спрашиваем нужно ли его изменять</w:t>
-      </w:r>
-    </w:p>
-    <w:p>
-      <w:pPr>
-        <w:spacing w:line="240" w:lineRule="auto"/>
-        <w:rPr>
-          <w:lang w:val="ru-RU"/>
-        </w:rPr>
-      </w:pPr>
-      <w:r>
-        <w:rPr>
-          <w:lang w:val="ru-RU"/>
-        </w:rPr>
-        <w:t xml:space="preserve">  если да, то просим ввести измененный массив</w:t>
-      </w:r>
-    </w:p>
-    <w:p>
-      <w:pPr>
-        <w:spacing w:line="240" w:lineRule="auto"/>
-        <w:rPr>
-          <w:lang w:val="ru-RU"/>
-        </w:rPr>
-      </w:pPr>
-      <w:r>
-        <w:rPr>
-          <w:lang w:val="ru-RU"/>
-        </w:rPr>
-        <w:t xml:space="preserve">  проверяем входные данные на корректность</w:t>
-      </w:r>
-    </w:p>
-    <w:p>
-      <w:pPr>
-        <w:spacing w:line="240" w:lineRule="auto"/>
-        <w:rPr>
-          <w:lang w:val="ru-RU"/>
-        </w:rPr>
-      </w:pPr>
-      <w:r>
-        <w:rPr>
-          <w:lang w:val="ru-RU"/>
-        </w:rPr>
-        <w:t xml:space="preserve">  возвращаем массив</w:t>
-      </w:r>
-    </w:p>
-    <w:p>
-      <w:pPr>
-        <w:spacing w:line="240" w:lineRule="auto"/>
-        <w:rPr>
-          <w:lang w:val="ru-RU"/>
-        </w:rPr>
-      </w:pPr>
-      <w:r>
-        <w:rPr>
-          <w:lang w:val="ru-RU"/>
-        </w:rPr>
-        <w:t>интерактивный режим:</w:t>
-      </w:r>
-    </w:p>
-    <w:p>
-      <w:pPr>
-        <w:spacing w:line="240" w:lineRule="auto"/>
-        <w:rPr>
-          <w:lang w:val="ru-RU"/>
-        </w:rPr>
-      </w:pPr>
-      <w:r>
-        <w:rPr>
-          <w:lang w:val="ru-RU"/>
-        </w:rPr>
-        <w:t xml:space="preserve">  спрашиваем, как мы хотим создать массив (вручную или частично с генерацией)</w:t>
-      </w:r>
-    </w:p>
-    <w:p>
-      <w:pPr>
-        <w:spacing w:line="240" w:lineRule="auto"/>
-        <w:rPr>
-          <w:lang w:val="ru-RU"/>
-        </w:rPr>
-      </w:pPr>
-      <w:r>
-        <w:rPr>
-          <w:lang w:val="ru-RU"/>
-        </w:rPr>
-        <w:t xml:space="preserve">  получаем значения от пользователя</w:t>
-      </w:r>
-    </w:p>
-    <w:p>
-      <w:pPr>
-        <w:spacing w:line="240" w:lineRule="auto"/>
-        <w:rPr>
-          <w:lang w:val="ru-RU"/>
-        </w:rPr>
-      </w:pPr>
-      <w:r>
-        <w:rPr>
-          <w:lang w:val="ru-RU"/>
-        </w:rPr>
-        <w:t xml:space="preserve">  проверяем на корректность ввод</w:t>
-      </w:r>
-    </w:p>
-    <w:p>
-      <w:pPr>
-        <w:spacing w:line="240" w:lineRule="auto"/>
-        <w:rPr>
-          <w:lang w:val="ru-RU"/>
-        </w:rPr>
-      </w:pPr>
-      <w:r>
-        <w:rPr>
-          <w:lang w:val="ru-RU"/>
-        </w:rPr>
-        <w:t xml:space="preserve">  если пользователь захотел ввести полностью массив вручную, то</w:t>
-      </w:r>
-    </w:p>
-    <w:p>
-      <w:pPr>
-        <w:spacing w:line="240" w:lineRule="auto"/>
-        <w:rPr>
-          <w:lang w:val="ru-RU"/>
-        </w:rPr>
-      </w:pPr>
-      <w:r>
-        <w:rPr>
-          <w:lang w:val="ru-RU"/>
-        </w:rPr>
-        <w:t xml:space="preserve">      получаем </w:t>
-      </w:r>
+        <w:t>сортируем вставками</w:t>
+      </w:r>
+    </w:p>
+    <w:p>
+      <w:pPr>
+        <w:spacing w:line="240" w:lineRule="auto"/>
+        <w:rPr>
+          <w:lang w:val="ru-RU"/>
+        </w:rPr>
+      </w:pPr>
+      <w:r>
+        <w:rPr>
+          <w:lang w:val="ru-RU"/>
+        </w:rPr>
+        <w:t>создает копию массива</w:t>
+      </w:r>
+    </w:p>
+    <w:p>
+      <w:pPr>
+        <w:spacing w:line="240" w:lineRule="auto"/>
+        <w:rPr>
+          <w:lang w:val="ru-RU"/>
+        </w:rPr>
+      </w:pPr>
+      <w:r>
+        <w:rPr>
+          <w:lang w:val="ru-RU"/>
+        </w:rPr>
+        <w:t xml:space="preserve">  проходим по всем элементам массива</w:t>
+      </w:r>
+    </w:p>
+    <w:p>
+      <w:pPr>
+        <w:spacing w:line="240" w:lineRule="auto"/>
+        <w:rPr>
+          <w:lang w:val="ru-RU"/>
+        </w:rPr>
+      </w:pPr>
+      <w:r>
+        <w:rPr>
+          <w:lang w:val="ru-RU"/>
+        </w:rPr>
+        <w:t xml:space="preserve">  для каждого элемента находит правильную позицию в отсортированной части (увеличиваем счетчик числа сравнений)</w:t>
+      </w:r>
+    </w:p>
+    <w:p>
+      <w:pPr>
+        <w:spacing w:line="240" w:lineRule="auto"/>
+        <w:rPr>
+          <w:lang w:val="ru-RU"/>
+        </w:rPr>
+      </w:pPr>
+      <w:r>
+        <w:rPr>
+          <w:lang w:val="ru-RU"/>
+        </w:rPr>
+        <w:t xml:space="preserve">  сдвигает элементы чтобы освободить место для вставки (увеличиваем счетчик числа перестановок)</w:t>
+      </w:r>
+    </w:p>
+    <w:p>
+      <w:pPr>
+        <w:spacing w:line="240" w:lineRule="auto"/>
+        <w:rPr>
+          <w:lang w:val="ru-RU"/>
+        </w:rPr>
+      </w:pPr>
+      <w:r>
+        <w:rPr>
+          <w:lang w:val="ru-RU"/>
+        </w:rPr>
+        <w:t xml:space="preserve">  сортируется оставшаяся часть массива</w:t>
+      </w:r>
+    </w:p>
+    <w:p>
+      <w:pPr>
+        <w:spacing w:line="240" w:lineRule="auto"/>
+        <w:rPr>
+          <w:lang w:val="ru-RU"/>
+        </w:rPr>
+      </w:pPr>
+      <w:r>
+        <w:rPr>
+          <w:lang w:val="ru-RU"/>
+        </w:rPr>
+        <w:t xml:space="preserve">  возвращает отсортированный массив, количество сравнений и перестановок</w:t>
+      </w:r>
+    </w:p>
+    <w:p>
+      <w:pPr>
+        <w:spacing w:line="240" w:lineRule="auto"/>
+        <w:rPr>
+          <w:lang w:val="ru-RU"/>
+        </w:rPr>
+      </w:pPr>
+      <w:r>
+        <w:rPr>
+          <w:lang w:val="ru-RU"/>
+        </w:rPr>
+        <w:t xml:space="preserve">  </w:t>
+      </w:r>
+    </w:p>
+    <w:p>
+      <w:pPr>
+        <w:spacing w:line="240" w:lineRule="auto"/>
+        <w:rPr>
+          <w:lang w:val="ru-RU"/>
+        </w:rPr>
+      </w:pPr>
+    </w:p>
+    <w:p>
+      <w:pPr>
+        <w:spacing w:line="240" w:lineRule="auto"/>
+        <w:rPr>
+          <w:lang w:val="ru-RU"/>
+        </w:rPr>
+      </w:pPr>
+      <w:r>
+        <w:rPr>
+          <w:lang w:val="ru-RU"/>
+        </w:rPr>
+        <w:t>выводим табличку сравнения всех видов сортировки</w:t>
+      </w:r>
+    </w:p>
+    <w:p>
+      <w:pPr>
+        <w:spacing w:line="240" w:lineRule="auto"/>
+        <w:rPr>
+          <w:lang w:val="ru-RU"/>
+        </w:rPr>
+      </w:pPr>
+    </w:p>
+    <w:p>
+      <w:pPr>
+        <w:spacing w:line="240" w:lineRule="auto"/>
+        <w:rPr>
+          <w:lang w:val="ru-RU"/>
+        </w:rPr>
+      </w:pPr>
+      <w:r>
+        <w:rPr>
+          <w:lang w:val="ru-RU"/>
+        </w:rPr>
+        <w:t>иначе если мы выбрали интерактивный режим,</w:t>
+      </w:r>
+    </w:p>
+    <w:p>
+      <w:pPr>
+        <w:spacing w:line="240" w:lineRule="auto"/>
+        <w:rPr>
+          <w:lang w:val="ru-RU"/>
+        </w:rPr>
+      </w:pPr>
       <w:proofErr w:type="gramStart"/>
       <w:r>
         <w:rPr>
           <w:lang w:val="ru-RU"/>
         </w:rPr>
-        <w:t>массив</w:t>
+        <w:t>спросим</w:t>
       </w:r>
       <w:proofErr w:type="gramEnd"/>
       <w:r>
         <w:rPr>
           <w:lang w:val="ru-RU"/>
         </w:rPr>
-        <w:t xml:space="preserve"> но проверяем что введен массив целых чисел</w:t>
-      </w:r>
-    </w:p>
-    <w:p>
-      <w:pPr>
-        <w:spacing w:line="240" w:lineRule="auto"/>
-        <w:rPr>
-          <w:lang w:val="ru-RU"/>
-        </w:rPr>
-      </w:pPr>
-    </w:p>
-    <w:p>
-      <w:pPr>
-        <w:spacing w:line="240" w:lineRule="auto"/>
-        <w:rPr>
-          <w:lang w:val="ru-RU"/>
-        </w:rPr>
-      </w:pPr>
-      <w:r>
-        <w:rPr>
-          <w:lang w:val="ru-RU"/>
-        </w:rPr>
-        <w:t xml:space="preserve">  в другом случае</w:t>
-      </w:r>
-    </w:p>
-    <w:p>
-      <w:pPr>
-        <w:spacing w:line="240" w:lineRule="auto"/>
-        <w:rPr>
-          <w:lang w:val="ru-RU"/>
-        </w:rPr>
-      </w:pPr>
-      <w:r>
-        <w:rPr>
-          <w:lang w:val="ru-RU"/>
-        </w:rPr>
-        <w:t xml:space="preserve">      генерируем </w:t>
-      </w:r>
-      <w:proofErr w:type="gramStart"/>
-      <w:r>
-        <w:rPr>
-          <w:lang w:val="ru-RU"/>
-        </w:rPr>
-        <w:t>массив</w:t>
-      </w:r>
-      <w:proofErr w:type="gramEnd"/>
-      <w:r>
-        <w:rPr>
-          <w:lang w:val="ru-RU"/>
-        </w:rPr>
-        <w:t xml:space="preserve"> но спрашиваем минимальное и максимальное значение любого числа массива и длину</w:t>
-      </w:r>
-    </w:p>
-    <w:p>
-      <w:pPr>
-        <w:spacing w:line="240" w:lineRule="auto"/>
-        <w:rPr>
-          <w:lang w:val="ru-RU"/>
-        </w:rPr>
-      </w:pPr>
-      <w:r>
-        <w:rPr>
-          <w:lang w:val="ru-RU"/>
-        </w:rPr>
-        <w:lastRenderedPageBreak/>
-        <w:t xml:space="preserve">      выводим результат</w:t>
-      </w:r>
-    </w:p>
-    <w:p>
-      <w:pPr>
-        <w:spacing w:line="240" w:lineRule="auto"/>
-        <w:rPr>
-          <w:lang w:val="ru-RU"/>
-        </w:rPr>
-      </w:pPr>
-      <w:r>
-        <w:rPr>
-          <w:lang w:val="ru-RU"/>
-        </w:rPr>
-        <w:t xml:space="preserve">      спариваем нужно ли </w:t>
-      </w:r>
-      <w:proofErr w:type="gramStart"/>
-      <w:r>
-        <w:rPr>
-          <w:lang w:val="ru-RU"/>
-        </w:rPr>
-        <w:t>что то</w:t>
-      </w:r>
-      <w:proofErr w:type="gramEnd"/>
-      <w:r>
-        <w:rPr>
-          <w:lang w:val="ru-RU"/>
-        </w:rPr>
-        <w:t xml:space="preserve"> исправить</w:t>
-      </w:r>
-    </w:p>
-    <w:p>
-      <w:pPr>
-        <w:spacing w:line="240" w:lineRule="auto"/>
-        <w:rPr>
-          <w:lang w:val="ru-RU"/>
-        </w:rPr>
-      </w:pPr>
-    </w:p>
-    <w:p>
-      <w:pPr>
-        <w:spacing w:line="240" w:lineRule="auto"/>
-        <w:rPr>
-          <w:lang w:val="ru-RU"/>
-        </w:rPr>
-      </w:pPr>
-      <w:r>
-        <w:rPr>
-          <w:lang w:val="ru-RU"/>
-        </w:rPr>
-        <w:t xml:space="preserve">      </w:t>
-      </w:r>
-    </w:p>
-    <w:p>
-      <w:pPr>
-        <w:spacing w:line="240" w:lineRule="auto"/>
-        <w:rPr>
-          <w:lang w:val="ru-RU"/>
-        </w:rPr>
-      </w:pPr>
-      <w:r>
-        <w:rPr>
-          <w:lang w:val="ru-RU"/>
-        </w:rPr>
-        <w:t xml:space="preserve">  </w:t>
-      </w:r>
-      <w:proofErr w:type="gramStart"/>
-      <w:r>
-        <w:rPr>
-          <w:lang w:val="ru-RU"/>
-        </w:rPr>
-        <w:t>спрашиваем</w:t>
-      </w:r>
-      <w:proofErr w:type="gramEnd"/>
-      <w:r>
-        <w:rPr>
-          <w:lang w:val="ru-RU"/>
-        </w:rPr>
-        <w:t xml:space="preserve"> как хотим отсортировать</w:t>
-      </w:r>
-    </w:p>
-    <w:p>
-      <w:pPr>
-        <w:spacing w:line="240" w:lineRule="auto"/>
-        <w:rPr>
-          <w:lang w:val="ru-RU"/>
-        </w:rPr>
-      </w:pPr>
-      <w:r>
-        <w:rPr>
-          <w:lang w:val="ru-RU"/>
-        </w:rPr>
-        <w:t xml:space="preserve">  получаем команду от пользователя</w:t>
-      </w:r>
-    </w:p>
-    <w:p>
-      <w:pPr>
-        <w:spacing w:line="240" w:lineRule="auto"/>
-        <w:rPr>
-          <w:lang w:val="ru-RU"/>
-        </w:rPr>
-      </w:pPr>
-      <w:r>
-        <w:rPr>
-          <w:lang w:val="ru-RU"/>
-        </w:rPr>
-        <w:t xml:space="preserve">  выводим отсортированный массив (выбранным методом)</w:t>
-      </w:r>
-    </w:p>
-    <w:p>
-      <w:pPr>
-        <w:spacing w:line="240" w:lineRule="auto"/>
-        <w:rPr>
-          <w:lang w:val="ru-RU"/>
-        </w:rPr>
-      </w:pPr>
-      <w:r>
-        <w:rPr>
-          <w:lang w:val="ru-RU"/>
-        </w:rPr>
-        <w:t xml:space="preserve">  выводим число сравнений и перестановок</w:t>
-      </w:r>
-    </w:p>
-    <w:p>
-      <w:pPr>
-        <w:spacing w:line="240" w:lineRule="auto"/>
-        <w:rPr>
-          <w:lang w:val="ru-RU"/>
-        </w:rPr>
-      </w:pPr>
-    </w:p>
-    <w:p>
-      <w:pPr>
-        <w:spacing w:line="240" w:lineRule="auto"/>
-        <w:rPr>
-          <w:lang w:val="ru-RU"/>
-        </w:rPr>
-      </w:pPr>
-    </w:p>
-    <w:p>
-      <w:pPr>
-        <w:spacing w:line="240" w:lineRule="auto"/>
-        <w:rPr>
-          <w:lang w:val="ru-RU"/>
-        </w:rPr>
-      </w:pPr>
-      <w:r>
-        <w:rPr>
-          <w:lang w:val="ru-RU"/>
-        </w:rPr>
-        <w:t xml:space="preserve">функция </w:t>
+        <w:t xml:space="preserve"> как мы будем генерировать массив? (по параметрам или полностью введем его с клавиатуры)</w:t>
+      </w:r>
+    </w:p>
+    <w:p>
+      <w:pPr>
+        <w:spacing w:line="240" w:lineRule="auto"/>
+        <w:rPr>
+          <w:lang w:val="ru-RU"/>
+        </w:rPr>
+      </w:pPr>
+      <w:r>
+        <w:rPr>
+          <w:lang w:val="ru-RU"/>
+        </w:rPr>
+        <w:t>если самостоятельно, то получаем массив от пользователя</w:t>
+      </w:r>
+    </w:p>
+    <w:p>
+      <w:pPr>
+        <w:spacing w:line="240" w:lineRule="auto"/>
+        <w:rPr>
+          <w:lang w:val="ru-RU"/>
+        </w:rPr>
+      </w:pPr>
+      <w:r>
+        <w:rPr>
+          <w:lang w:val="ru-RU"/>
+        </w:rPr>
+        <w:t>проверяем массив (состоит ли из целых чисел)</w:t>
+      </w:r>
+    </w:p>
+    <w:p>
+      <w:pPr>
+        <w:spacing w:line="240" w:lineRule="auto"/>
+        <w:rPr>
+          <w:lang w:val="ru-RU"/>
+        </w:rPr>
+      </w:pPr>
+      <w:r>
+        <w:rPr>
+          <w:lang w:val="ru-RU"/>
+        </w:rPr>
+        <w:t>иначе просим ввести параметры для генерации (минимальное значение, максимальное значение, длину)</w:t>
+      </w:r>
+    </w:p>
+    <w:p>
+      <w:pPr>
+        <w:spacing w:line="240" w:lineRule="auto"/>
+        <w:rPr>
+          <w:lang w:val="ru-RU"/>
+        </w:rPr>
+      </w:pPr>
+      <w:r>
+        <w:rPr>
+          <w:lang w:val="ru-RU"/>
+        </w:rPr>
+        <w:t>продолжаем если пользователь ввел корректные данные (</w:t>
       </w:r>
       <w:proofErr w:type="spellStart"/>
       <w:proofErr w:type="gramStart"/>
@@ -4698,122 +4311,192 @@
         <w:rPr>
           <w:lang w:val="ru-RU"/>
         </w:rPr>
-        <w:t>main</w:t>
+        <w:t>мин.знач</w:t>
       </w:r>
       <w:proofErr w:type="spellEnd"/>
-      <w:r>
-        <w:rPr>
-          <w:lang w:val="ru-RU"/>
-        </w:rPr>
-        <w:t>(</w:t>
-      </w:r>
       <w:proofErr w:type="gramEnd"/>
       <w:r>
         <w:rPr>
           <w:lang w:val="ru-RU"/>
         </w:rPr>
-        <w:t>):</w:t>
-      </w:r>
-    </w:p>
-    <w:p>
-      <w:pPr>
-        <w:spacing w:line="240" w:lineRule="auto"/>
-        <w:rPr>
-          <w:lang w:val="ru-RU"/>
-        </w:rPr>
-      </w:pPr>
-      <w:r>
-        <w:rPr>
-          <w:lang w:val="ru-RU"/>
-        </w:rPr>
-        <w:t xml:space="preserve">    входим в бесконечный цикл</w:t>
-      </w:r>
-    </w:p>
-    <w:p>
-      <w:pPr>
-        <w:spacing w:line="240" w:lineRule="auto"/>
-        <w:rPr>
-          <w:lang w:val="ru-RU"/>
-        </w:rPr>
-      </w:pPr>
-      <w:r>
-        <w:rPr>
-          <w:lang w:val="ru-RU"/>
-        </w:rPr>
-        <w:t xml:space="preserve">    обрисовываем меню</w:t>
-      </w:r>
-    </w:p>
-    <w:p>
-      <w:pPr>
-        <w:spacing w:line="240" w:lineRule="auto"/>
-        <w:rPr>
-          <w:lang w:val="ru-RU"/>
-        </w:rPr>
-      </w:pPr>
-    </w:p>
-    <w:p>
-      <w:pPr>
-        <w:spacing w:line="240" w:lineRule="auto"/>
-        <w:rPr>
-          <w:lang w:val="ru-RU"/>
-        </w:rPr>
-      </w:pPr>
-      <w:r>
-        <w:rPr>
-          <w:lang w:val="ru-RU"/>
-        </w:rPr>
-        <w:t xml:space="preserve">    просим пользователя выбрать режим</w:t>
-      </w:r>
-    </w:p>
-    <w:p>
-      <w:pPr>
-        <w:spacing w:line="240" w:lineRule="auto"/>
-        <w:rPr>
-          <w:lang w:val="ru-RU"/>
-        </w:rPr>
-      </w:pPr>
-      <w:r>
-        <w:rPr>
-          <w:lang w:val="ru-RU"/>
-        </w:rPr>
-        <w:t xml:space="preserve">    проверяем входные данные на корректность значений</w:t>
-      </w:r>
-    </w:p>
-    <w:p>
-      <w:pPr>
-        <w:spacing w:line="240" w:lineRule="auto"/>
-        <w:rPr>
-          <w:lang w:val="ru-RU"/>
-        </w:rPr>
-      </w:pPr>
-      <w:r>
-        <w:rPr>
-          <w:lang w:val="ru-RU"/>
-        </w:rPr>
-        <w:t xml:space="preserve">    запускаем выбранный режим</w:t>
-      </w:r>
-    </w:p>
-    <w:p>
-      <w:pPr>
-        <w:spacing w:line="240" w:lineRule="auto"/>
-        <w:rPr>
-          <w:lang w:val="ru-RU"/>
-        </w:rPr>
-      </w:pPr>
-      <w:r>
-        <w:rPr>
-          <w:lang w:val="ru-RU"/>
-        </w:rPr>
-        <w:t xml:space="preserve">    (демонстрационный режим, интерактивный или выходим из бесконечного цикла)</w:t>
-      </w:r>
-    </w:p>
-    <w:p>
-      <w:pPr>
-        <w:spacing w:line="240" w:lineRule="auto"/>
-        <w:rPr>
-          <w:lang w:val="ru-RU"/>
-        </w:rPr>
-      </w:pPr>
+        <w:t xml:space="preserve">, </w:t>
+      </w:r>
+      <w:proofErr w:type="spellStart"/>
+      <w:r>
+        <w:rPr>
+          <w:lang w:val="ru-RU"/>
+        </w:rPr>
+        <w:t>макс.знач</w:t>
+      </w:r>
+      <w:proofErr w:type="spellEnd"/>
+      <w:r>
+        <w:rPr>
+          <w:lang w:val="ru-RU"/>
+        </w:rPr>
+        <w:t xml:space="preserve"> и длинна-числа, а длина-целое число; </w:t>
+      </w:r>
+      <w:proofErr w:type="spellStart"/>
+      <w:r>
+        <w:rPr>
+          <w:lang w:val="ru-RU"/>
+        </w:rPr>
+        <w:t>мин.знач</w:t>
+      </w:r>
+      <w:proofErr w:type="spellEnd"/>
+      <w:r>
+        <w:rPr>
+          <w:lang w:val="ru-RU"/>
+        </w:rPr>
+        <w:t xml:space="preserve"> меньше </w:t>
+      </w:r>
+      <w:proofErr w:type="spellStart"/>
+      <w:r>
+        <w:rPr>
+          <w:lang w:val="ru-RU"/>
+        </w:rPr>
+        <w:t>макс.занчения</w:t>
+      </w:r>
+      <w:proofErr w:type="spellEnd"/>
+      <w:r>
+        <w:rPr>
+          <w:lang w:val="ru-RU"/>
+        </w:rPr>
+        <w:t>)</w:t>
+      </w:r>
+    </w:p>
+    <w:p>
+      <w:pPr>
+        <w:spacing w:line="240" w:lineRule="auto"/>
+        <w:rPr>
+          <w:lang w:val="ru-RU"/>
+        </w:rPr>
+      </w:pPr>
+      <w:r>
+        <w:rPr>
+          <w:lang w:val="ru-RU"/>
+        </w:rPr>
+        <w:t>генерируем массив из чисел в заданном диапазоне и заданной длинны.</w:t>
+      </w:r>
+    </w:p>
+    <w:p>
+      <w:pPr>
+        <w:spacing w:line="240" w:lineRule="auto"/>
+        <w:rPr>
+          <w:lang w:val="ru-RU"/>
+        </w:rPr>
+      </w:pPr>
+      <w:r>
+        <w:rPr>
+          <w:lang w:val="ru-RU"/>
+        </w:rPr>
+        <w:t xml:space="preserve">спрашиваем, устраивает ли массив пользователя, </w:t>
+      </w:r>
+    </w:p>
+    <w:p>
+      <w:pPr>
+        <w:spacing w:line="240" w:lineRule="auto"/>
+        <w:rPr>
+          <w:lang w:val="ru-RU"/>
+        </w:rPr>
+      </w:pPr>
+      <w:r>
+        <w:rPr>
+          <w:lang w:val="ru-RU"/>
+        </w:rPr>
+        <w:t xml:space="preserve">если </w:t>
+      </w:r>
+      <w:proofErr w:type="gramStart"/>
+      <w:r>
+        <w:rPr>
+          <w:lang w:val="ru-RU"/>
+        </w:rPr>
+        <w:t>да</w:t>
+      </w:r>
+      <w:proofErr w:type="gramEnd"/>
+      <w:r>
+        <w:rPr>
+          <w:lang w:val="ru-RU"/>
+        </w:rPr>
+        <w:t xml:space="preserve"> то оставляем, если нет то ждем измененный массив (в этом случае проверяем массив)</w:t>
+      </w:r>
+    </w:p>
+    <w:p>
+      <w:pPr>
+        <w:spacing w:line="240" w:lineRule="auto"/>
+        <w:rPr>
+          <w:lang w:val="ru-RU"/>
+        </w:rPr>
+      </w:pPr>
+      <w:r>
+        <w:rPr>
+          <w:lang w:val="ru-RU"/>
+        </w:rPr>
+        <w:t>просим выбрать вариант сортировки</w:t>
+      </w:r>
+    </w:p>
+    <w:p>
+      <w:pPr>
+        <w:spacing w:line="240" w:lineRule="auto"/>
+        <w:rPr>
+          <w:lang w:val="ru-RU"/>
+        </w:rPr>
+      </w:pPr>
+      <w:r>
+        <w:rPr>
+          <w:lang w:val="ru-RU"/>
+        </w:rPr>
+        <w:t>сортируем выбранным методом:</w:t>
+      </w:r>
+    </w:p>
+    <w:p>
+      <w:pPr>
+        <w:spacing w:line="240" w:lineRule="auto"/>
+        <w:rPr>
+          <w:lang w:val="ru-RU"/>
+        </w:rPr>
+      </w:pPr>
+      <w:r>
+        <w:rPr>
+          <w:lang w:val="ru-RU"/>
+        </w:rPr>
+        <w:t xml:space="preserve">  сортируем выбором, вставками или пузырьком.</w:t>
+      </w:r>
+    </w:p>
+    <w:p>
+      <w:pPr>
+        <w:spacing w:line="240" w:lineRule="auto"/>
+        <w:rPr>
+          <w:lang w:val="ru-RU"/>
+        </w:rPr>
+      </w:pPr>
+      <w:r>
+        <w:rPr>
+          <w:lang w:val="ru-RU"/>
+        </w:rPr>
+        <w:t>выводим исходный массив и отсортированный. количество перестановок и сравнений</w:t>
+      </w:r>
+    </w:p>
+    <w:p>
+      <w:pPr>
+        <w:spacing w:line="240" w:lineRule="auto"/>
+        <w:rPr>
+          <w:lang w:val="ru-RU"/>
+        </w:rPr>
+      </w:pPr>
+    </w:p>
+    <w:p>
+      <w:pPr>
+        <w:spacing w:line="240" w:lineRule="auto"/>
+        <w:rPr>
+          <w:lang w:val="ru-RU"/>
+        </w:rPr>
+      </w:pPr>
+      <w:r>
+        <w:rPr>
+          <w:lang w:val="ru-RU"/>
+        </w:rPr>
+        <w:t>повторяем действия</w:t>
+      </w:r>
     </w:p>
     <w:p>
       <w:pPr>
@@ -4826,46 +4509,8 @@
           <w:lang w:val="ru-RU"/>
         </w:rPr>
       </w:pPr>
-      <w:r>
-        <w:rPr>
-          <w:lang w:val="ru-RU"/>
-        </w:rPr>
-        <w:t xml:space="preserve">точка входа в программу </w:t>
-      </w:r>
-      <w:proofErr w:type="spellStart"/>
-      <w:proofErr w:type="gramStart"/>
-      <w:r>
-        <w:rPr>
-          <w:lang w:val="ru-RU"/>
-        </w:rPr>
-        <w:t>main</w:t>
-      </w:r>
-      <w:proofErr w:type="spellEnd"/>
-      <w:r>
-        <w:rPr>
-          <w:lang w:val="ru-RU"/>
-        </w:rPr>
-        <w:t>(</w:t>
-      </w:r>
-      <w:proofErr w:type="gramEnd"/>
-      <w:r>
-        <w:rPr>
-          <w:lang w:val="ru-RU"/>
-        </w:rPr>
-        <w:t>)</w:t>
-      </w:r>
-    </w:p>
-    <w:p>
-      <w:pPr>
-        <w:spacing w:line="240" w:lineRule="auto"/>
-        <w:rPr>
-          <w:rFonts w:ascii="Times New Roman" w:eastAsia="Times New Roman" w:hAnsi="Times New Roman" w:cs="Times New Roman"/>
-          <w:color w:val="000000"/>
-          <w:sz w:val="20"/>
-          <w:szCs w:val="32"/>
-          <w:lang w:val="ru-RU"/>
-        </w:rPr>
-      </w:pPr>
+      <w:bookmarkStart w:id="1" w:name="_GoBack"/>
+      <w:bookmarkEnd w:id="1"/>
     </w:p>
     <w:p>
       <w:pPr>
@@ -4939,7 +4584,6 @@
           <w:szCs w:val="32"/>
           <w:lang w:val="ru-RU"/>
         </w:rPr>
-        <w:lastRenderedPageBreak/>
         <w:t>Листинг кода</w:t>
       </w:r>
       <w:r>
@@ -5001,6 +4645,7 @@
           <w:noProof/>
           <w:lang w:val="ru-RU" w:eastAsia="ru-RU"/>
         </w:rPr>
+        <w:lastRenderedPageBreak/>
         <w:drawing>
           <wp:inline distT="0" distB="0" distL="0" distR="0" wp14:anchorId="7443DEA5" wp14:editId="0AE6A884">
             <wp:extent cx="5555872" cy="4023360"/>
@@ -5055,7 +4700,6 @@
           <w:noProof/>
           <w:lang w:val="ru-RU" w:eastAsia="ru-RU"/>
         </w:rPr>
-        <w:lastRenderedPageBreak/>
         <w:drawing>
           <wp:inline distT="0" distB="0" distL="0" distR="0" wp14:anchorId="200D0271" wp14:editId="239C8838">
             <wp:extent cx="4997302" cy="4034371"/>
@@ -5110,6 +4754,7 @@
           <w:noProof/>
           <w:lang w:val="ru-RU" w:eastAsia="ru-RU"/>
         </w:rPr>
+        <w:lastRenderedPageBreak/>
         <w:drawing>
           <wp:inline distT="0" distB="0" distL="0" distR="0" wp14:anchorId="6AB00447" wp14:editId="4FD18D66">
             <wp:extent cx="4978232" cy="4492487"/>
@@ -5164,7 +4809,6 @@
           <w:noProof/>
           <w:lang w:val="ru-RU" w:eastAsia="ru-RU"/>
         </w:rPr>
-        <w:lastRenderedPageBreak/>
         <w:drawing>
           <wp:inline distT="0" distB="0" distL="0" distR="0" wp14:anchorId="27C4A9CD" wp14:editId="74AF899C">
             <wp:extent cx="5135526" cy="3217868"/>
@@ -5219,6 +4863,7 @@
           <w:noProof/>
           <w:lang w:val="ru-RU" w:eastAsia="ru-RU"/>
         </w:rPr>
+        <w:lastRenderedPageBreak/>
         <w:drawing>
           <wp:inline distT="0" distB="0" distL="0" distR="0" wp14:anchorId="41FF5B6C" wp14:editId="480EEB52">
             <wp:extent cx="5146159" cy="5219856"/>
@@ -5300,7 +4945,6 @@
           <w:szCs w:val="32"/>
           <w:lang w:val="ru-RU"/>
         </w:rPr>
-        <w:lastRenderedPageBreak/>
         <w:t>Скриншот</w:t>
       </w:r>
       <w:r>
@@ -5450,6 +5094,7 @@
           <w:noProof/>
           <w:lang w:val="ru-RU" w:eastAsia="ru-RU"/>
         </w:rPr>
+        <w:lastRenderedPageBreak/>
         <w:drawing>
           <wp:inline distT="0" distB="0" distL="0" distR="0" wp14:anchorId="38C3540C" wp14:editId="3E9E03E4">
             <wp:extent cx="4271645" cy="1411833"/>
@@ -5615,7 +5260,6 @@
           <w:noProof/>
           <w:lang w:val="ru-RU" w:eastAsia="ru-RU"/>
         </w:rPr>
-        <w:lastRenderedPageBreak/>
         <w:drawing>
           <wp:inline distT="0" distB="0" distL="0" distR="0" wp14:anchorId="68110AFA" wp14:editId="5F1C5C57">
             <wp:extent cx="4603898" cy="1836909"/>
@@ -5671,6 +5315,7 @@
           <w:noProof/>
           <w:lang w:val="ru-RU" w:eastAsia="ru-RU"/>
         </w:rPr>
+        <w:lastRenderedPageBreak/>
         <w:drawing>
           <wp:inline distT="0" distB="0" distL="0" distR="0" wp14:anchorId="0719C106" wp14:editId="639DF082">
             <wp:extent cx="4603750" cy="4079385"/>
@@ -6370,7 +6015,6 @@
           </wp:inline>
         </w:drawing>
       </w:r>
-      <w:bookmarkStart w:id="1" w:name="_GoBack"/>
       <w:r>
         <w:rPr>
           <w:noProof/>
@@ -6412,7 +6056,6 @@
           </wp:inline>
         </w:drawing>
       </w:r>
-      <w:bookmarkEnd w:id="1"/>
     </w:p>
     <w:p>
       <w:pPr>
@@ -6762,7 +6405,7 @@
 </file>
 
 <file path=word/numbering.xml><?xml version="1.0" encoding="utf-8"?>
-<w:numbering xmlns:wpc="http://schemas.microsoft.com/office/word/2010/wordprocessingCanvas" xmlns:mc="http://schemas.openxmlformats.org/markup-compatibility/2006" xmlns:o="urn:schemas-microsoft-com:office:office" xmlns:r="http://schemas.openxmlformats.org/officeDocument/2006/relationships" xmlns:m="http://schemas.openxmlformats.org/officeDocument/2006/math" xmlns:v="urn:schemas-microsoft-com:vml" xmlns:wp14="http://schemas.microsoft.com/office/word/2010/wordprocessingDrawing" xmlns:wp="http://schemas.openxmlformats.org/drawingml/2006/wordprocessingDrawing" xmlns:w10="urn:schemas-microsoft-com:office:word" xmlns:w="http://schemas.openxmlformats.org/wordprocessingml/2006/main" xmlns:w14="http://schemas.microsoft.com/office/word/2010/wordml" xmlns:w15="http://schemas.microsoft.com/office/word/2012/wordml" xmlns:wpg="http://schemas.microsoft.com/office/word/2010/wordprocessingGroup" xmlns:wpi="http://schemas.microsoft.com/office/word/2010/wordprocessingInk" xmlns:wne="http://schemas.microsoft.com/office/word/2006/wordml" xmlns:wps="http://schemas.microsoft.com/office/word/2010/wordprocessingShape" mc:Ignorable="w14 w15 wp14">
+<w:numbering xmlns:wpc="http://schemas.microsoft.com/office/word/2010/wordprocessingCanvas" xmlns:cx="http://schemas.microsoft.com/office/drawing/2014/chartex" xmlns:mc="http://schemas.openxmlformats.org/markup-compatibility/2006" xmlns:o="urn:schemas-microsoft-com:office:office" xmlns:r="http://schemas.openxmlformats.org/officeDocument/2006/relationships" xmlns:m="http://schemas.openxmlformats.org/officeDocument/2006/math" xmlns:v="urn:schemas-microsoft-com:vml" xmlns:wp14="http://schemas.microsoft.com/office/word/2010/wordprocessingDrawing" xmlns:wp="http://schemas.openxmlformats.org/drawingml/2006/wordprocessingDrawing" xmlns:w10="urn:schemas-microsoft-com:office:word" xmlns:w="http://schemas.openxmlformats.org/wordprocessingml/2006/main" xmlns:w14="http://schemas.microsoft.com/office/word/2010/wordml" xmlns:w15="http://schemas.microsoft.com/office/word/2012/wordml" xmlns:w16se="http://schemas.microsoft.com/office/word/2015/wordml/symex" xmlns:wpg="http://schemas.microsoft.com/office/word/2010/wordprocessingGroup" xmlns:wpi="http://schemas.microsoft.com/office/word/2010/wordprocessingInk" xmlns:wne="http://schemas.microsoft.com/office/word/2006/wordml" xmlns:wps="http://schemas.microsoft.com/office/word/2010/wordprocessingShape" mc:Ignorable="w14 w15 w16se wp14">
   <w:abstractNum w:abstractNumId="0" w15:restartNumberingAfterBreak="0">
     <w:nsid w:val="057474EB"/>
     <w:multiLevelType w:val="multilevel"/>
@@ -7949,7 +7592,7 @@
 </file>
 
 <file path=word/styles.xml><?xml version="1.0" encoding="utf-8"?>
-<w:styles xmlns:mc="http://schemas.openxmlformats.org/markup-compatibility/2006" xmlns:r="http://schemas.openxmlformats.org/officeDocument/2006/relationships" xmlns:w="http://schemas.openxmlformats.org/wordprocessingml/2006/main" xmlns:w14="http://schemas.microsoft.com/office/word/2010/wordml" xmlns:w15="http://schemas.microsoft.com/office/word/2012/wordml" mc:Ignorable="w14 w15">
+<w:styles xmlns:mc="http://schemas.openxmlformats.org/markup-compatibility/2006" xmlns:r="http://schemas.openxmlformats.org/officeDocument/2006/relationships" xmlns:w="http://schemas.openxmlformats.org/wordprocessingml/2006/main" xmlns:w14="http://schemas.microsoft.com/office/word/2010/wordml" xmlns:w15="http://schemas.microsoft.com/office/word/2012/wordml" xmlns:w16se="http://schemas.microsoft.com/office/word/2015/wordml/symex" mc:Ignorable="w14 w15 w16se">
   <w:docDefaults>
     <w:rPrDefault>
       <w:rPr>
